--- a/munientry-poc/api/Templates/Trial_To_Court_Hearing_Notice_Template.docx
+++ b/munientry-poc/api/Templates/Trial_To_Court_Hearing_Notice_Template.docx
@@ -603,58 +603,8 @@
           <w:sz w:val="24"/>
           <w:szCs w:val="24"/>
         </w:rPr>
-        <w:t xml:space="preserve"/>
-      </w:r>
-      <w:r>
-        <w:rPr>
-          <w:rFonts w:ascii="Palatino Linotype" w:hAnsi="Palatino Linotype"/>
-          <w:b/>
-          <w:bCs/>
-          <w:sz w:val="24"/>
-          <w:szCs w:val="24"/>
-        </w:rPr>
-        <w:t>Date</w:t>
-      </w:r>
-      <w:proofErr w:type="gramEnd"/>
-      <w:r>
-        <w:rPr>
-          <w:rFonts w:ascii="Palatino Linotype" w:hAnsi="Palatino Linotype"/>
-          <w:b/>
-          <w:bCs/>
-          <w:sz w:val="24"/>
-          <w:szCs w:val="24"/>
-        </w:rPr>
-        <w:t xml:space="preserve"> of the </w:t>
-      </w:r>
-      <w:r>
-        <w:rPr>
-          <w:rFonts w:ascii="Palatino Linotype" w:hAnsi="Palatino Linotype"/>
-          <w:b/>
-          <w:bCs/>
-          <w:sz w:val="24"/>
-          <w:szCs w:val="24"/>
-        </w:rPr>
-        <w:t xml:space="preserve">Trial </w:t>
-      </w:r>
-      <w:r>
-        <w:rPr>
-          <w:rFonts w:ascii="Palatino Linotype" w:hAnsi="Palatino Linotype"/>
-          <w:b/>
-          <w:bCs/>
-          <w:sz w:val="24"/>
-          <w:szCs w:val="24"/>
-        </w:rPr>
-        <w:t>was Confirmed with Counsel.</w:t>
-      </w:r>
-      <w:r>
-        <w:rPr>
-          <w:rFonts w:ascii="Palatino Linotype" w:hAnsi="Palatino Linotype"/>
-          <w:sz w:val="24"/>
-          <w:szCs w:val="24"/>
-        </w:rPr>
-        <w:t xml:space="preserve"/>
-      </w:r>
-      <w:proofErr w:type="gramEnd"/>
+        <w:t>Date of the Trial was Confirmed with Counsel.</w:t>
+      </w:r>
     </w:p>
     <w:p>
       <w:pPr>
@@ -688,14 +638,6 @@
           <w:szCs w:val="24"/>
         </w:rPr>
         <w:t>{LanguageRequired}</w:t>
-      </w:r>
-      <w:r>
-        <w:rPr>
-          <w:rFonts w:ascii="Palatino Linotype" w:hAnsi="Palatino Linotype"/>
-          <w:sz w:val="24"/>
-          <w:szCs w:val="24"/>
-        </w:rPr>
-        <w:t/>
       </w:r>
     </w:p>
     <w:p>
@@ -823,23 +765,21 @@
       </w:rPr>
       <w:t xml:space="preserve">Prosecutor’s Office: PS    OM     EM; Defendant’s Attorney/Public Defender’s Office: PS     OM     EM; </w:t>
     </w:r>
-    <w:proofErr w:type="gramStart"/>
     <w:r>
       <w:rPr>
         <w:rFonts w:ascii="Palatino Linotype" w:hAnsi="Palatino Linotype"/>
         <w:sz w:val="16"/>
         <w:szCs w:val="16"/>
       </w:rPr>
-      <w:t>{{ defendant</w:t>
+      <w:t>{DefendantFirstName}</w:t>
     </w:r>
-    <w:proofErr w:type="gramEnd"/>
     <w:r>
       <w:rPr>
         <w:rFonts w:ascii="Palatino Linotype" w:hAnsi="Palatino Linotype"/>
         <w:sz w:val="16"/>
         <w:szCs w:val="16"/>
       </w:rPr>
-      <w:t>.first_name }} {{ defendant.last_name}}: PS     OM     EM; Community Control: PS    EM; County Jail: PS   EM;</w:t>
+      <w:t xml:space="preserve"> </w:t>
     </w:r>
     <w:r>
       <w:rPr>
@@ -847,7 +787,15 @@
         <w:sz w:val="16"/>
         <w:szCs w:val="16"/>
       </w:rPr>
-      <w:t xml:space="preserve"> Victim’s Attorney (if applicable): PS   OS   EM</w:t>
+      <w:t>{DefendantLastName}</w:t>
+    </w:r>
+    <w:r>
+      <w:rPr>
+        <w:rFonts w:ascii="Palatino Linotype" w:hAnsi="Palatino Linotype"/>
+        <w:sz w:val="16"/>
+        <w:szCs w:val="16"/>
+      </w:rPr>
+      <w:t>: PS     OM     EM; Community Control: PS    EM; County Jail: PS   EM; Victim’s Attorney (if applicable): PS   OS   EM</w:t>
     </w:r>
   </w:p>
   <w:p>
@@ -871,131 +819,13 @@
       <w:rPr>
         <w:rFonts w:ascii="Palatino Linotype" w:hAnsi="Palatino Linotype"/>
       </w:rPr>
-      <w:t xml:space="preserve">Page </w:t>
+      <w:t xml:space="preserve">Page 1 of 1 Notice of Hearing </w:t>
     </w:r>
     <w:r>
       <w:rPr>
         <w:rFonts w:ascii="Palatino Linotype" w:hAnsi="Palatino Linotype"/>
-        <w:b/>
-        <w:bCs/>
-      </w:rPr>
-      <w:fldChar w:fldCharType="begin"/>
-    </w:r>
-    <w:r>
-      <w:rPr>
-        <w:rFonts w:ascii="Palatino Linotype" w:hAnsi="Palatino Linotype"/>
-        <w:b/>
-        <w:bCs/>
-      </w:rPr>
-      <w:instrText xml:space="preserve"> PAGE </w:instrText>
-    </w:r>
-    <w:r>
-      <w:rPr>
-        <w:rFonts w:ascii="Palatino Linotype" w:hAnsi="Palatino Linotype"/>
-        <w:b/>
-        <w:bCs/>
-      </w:rPr>
-      <w:fldChar w:fldCharType="separate"/>
-    </w:r>
-    <w:r>
-      <w:rPr>
-        <w:rFonts w:ascii="Palatino Linotype" w:hAnsi="Palatino Linotype"/>
-        <w:b/>
-        <w:bCs/>
-      </w:rPr>
-      <w:t>1</w:t>
-    </w:r>
-    <w:r>
-      <w:rPr>
-        <w:rFonts w:ascii="Palatino Linotype" w:hAnsi="Palatino Linotype"/>
-        <w:b/>
-        <w:bCs/>
-      </w:rPr>
-      <w:fldChar w:fldCharType="end"/>
-    </w:r>
-    <w:r>
-      <w:rPr>
-        <w:rFonts w:ascii="Palatino Linotype" w:hAnsi="Palatino Linotype"/>
-      </w:rPr>
-      <w:t xml:space="preserve"> of </w:t>
-    </w:r>
-    <w:r>
-      <w:rPr>
-        <w:rFonts w:ascii="Palatino Linotype" w:hAnsi="Palatino Linotype"/>
-        <w:b/>
-        <w:bCs/>
-      </w:rPr>
-      <w:fldChar w:fldCharType="begin"/>
-    </w:r>
-    <w:r>
-      <w:rPr>
-        <w:rFonts w:ascii="Palatino Linotype" w:hAnsi="Palatino Linotype"/>
-        <w:b/>
-        <w:bCs/>
-      </w:rPr>
-      <w:instrText xml:space="preserve"> NUMPAGES  </w:instrText>
-    </w:r>
-    <w:r>
-      <w:rPr>
-        <w:rFonts w:ascii="Palatino Linotype" w:hAnsi="Palatino Linotype"/>
-        <w:b/>
-        <w:bCs/>
-      </w:rPr>
-      <w:fldChar w:fldCharType="separate"/>
-    </w:r>
-    <w:r>
-      <w:rPr>
-        <w:rFonts w:ascii="Palatino Linotype" w:hAnsi="Palatino Linotype"/>
-        <w:b/>
-        <w:bCs/>
-      </w:rPr>
-      <w:t>1</w:t>
-    </w:r>
-    <w:r>
-      <w:rPr>
-        <w:rFonts w:ascii="Palatino Linotype" w:hAnsi="Palatino Linotype"/>
-        <w:b/>
-        <w:bCs/>
-      </w:rPr>
-      <w:fldChar w:fldCharType="end"/>
-    </w:r>
-    <w:r>
-      <w:rPr>
-        <w:rFonts w:ascii="Palatino Linotype" w:hAnsi="Palatino Linotype"/>
-      </w:rPr>
-      <w:t xml:space="preserve"> </w:t>
-    </w:r>
-    <w:r>
-      <w:rPr>
-        <w:rFonts w:ascii="Palatino Linotype" w:hAnsi="Palatino Linotype"/>
-      </w:rPr>
-      <w:t>Notice of Hearing</w:t>
-    </w:r>
-    <w:r>
-      <w:rPr>
-        <w:rFonts w:ascii="Palatino Linotype" w:hAnsi="Palatino Linotype"/>
-      </w:rPr>
-      <w:t xml:space="preserve"> </w:t>
-    </w:r>
-    <w:proofErr w:type="gramStart"/>
-    <w:r>
-      <w:rPr>
-        <w:rFonts w:ascii="Palatino Linotype" w:hAnsi="Palatino Linotype"/>
-      </w:rPr>
-      <w:t>{{ case</w:t>
-    </w:r>
-    <w:proofErr w:type="gramEnd"/>
-    <w:r>
-      <w:rPr>
-        <w:rFonts w:ascii="Palatino Linotype" w:hAnsi="Palatino Linotype"/>
-      </w:rPr>
-      <w:t xml:space="preserve">_number </w:t>
-    </w:r>
-    <w:r>
-      <w:rPr>
-        <w:rFonts w:ascii="Palatino Linotype" w:hAnsi="Palatino Linotype"/>
-      </w:rPr>
-      <w:t>}}</w:t>
+      </w:rPr>
+      <w:t>{CaseNumber}</w:t>
     </w:r>
   </w:p>
   <w:p>
